--- a/docs/word/08_lan_do_lich_su.docx
+++ b/docs/word/08_lan_do_lich_su.docx
@@ -4665,7 +4665,7 @@
               <w:pStyle w:val="NoiDungBang"/>
             </w:pPr>
             <w:r>
-              <w:t xml:space="preserve">294</w:t>
+              <w:t xml:space="preserve">282</w:t>
             </w:r>
           </w:p>
         </w:tc>
@@ -4722,7 +4722,7 @@
               <w:pStyle w:val="NoiDungBang"/>
             </w:pPr>
             <w:r>
-              <w:t xml:space="preserve">294</w:t>
+              <w:t xml:space="preserve">282</w:t>
             </w:r>
           </w:p>
         </w:tc>
@@ -4779,7 +4779,7 @@
               <w:pStyle w:val="NoiDungBang"/>
             </w:pPr>
             <w:r>
-              <w:t xml:space="preserve">294</w:t>
+              <w:t xml:space="preserve">282</w:t>
             </w:r>
           </w:p>
         </w:tc>
@@ -4836,7 +4836,7 @@
               <w:pStyle w:val="NoiDungBang"/>
             </w:pPr>
             <w:r>
-              <w:t xml:space="preserve">294</w:t>
+              <w:t xml:space="preserve">282</w:t>
             </w:r>
           </w:p>
         </w:tc>
@@ -4893,7 +4893,7 @@
               <w:pStyle w:val="NoiDungBang"/>
             </w:pPr>
             <w:r>
-              <w:t xml:space="preserve">294</w:t>
+              <w:t xml:space="preserve">282</w:t>
             </w:r>
           </w:p>
         </w:tc>
@@ -5265,7 +5265,7 @@
               <w:pStyle w:val="NoiDungBang"/>
             </w:pPr>
             <w:r>
-              <w:t xml:space="preserve">295</w:t>
+              <w:t xml:space="preserve">283</w:t>
             </w:r>
           </w:p>
         </w:tc>
@@ -5313,7 +5313,7 @@
               <w:pStyle w:val="NoiDungBang"/>
             </w:pPr>
             <w:r>
-              <w:t xml:space="preserve">2026-10-12 18:54:15</w:t>
+              <w:t xml:space="preserve">2026-10-12 19:14:12</w:t>
             </w:r>
           </w:p>
         </w:tc>
